--- a/test-doc/09-test-case-repository.docx
+++ b/test-doc/09-test-case-repository.docx
@@ -42,7 +42,7 @@
         <w:t xml:space="preserve"> </w:t>
       </w:r>
       <w:r>
-        <w:t xml:space="preserve">2026.04.22.103041</w:t>
+        <w:t xml:space="preserve">2026.04.29.112210</w:t>
       </w:r>
       <w:r>
         <w:t xml:space="preserve"> </w:t>

--- a/test-doc/09-test-case-repository.docx
+++ b/test-doc/09-test-case-repository.docx
@@ -42,7 +42,7 @@
         <w:t xml:space="preserve"> </w:t>
       </w:r>
       <w:r>
-        <w:t xml:space="preserve">2026.04.29.112210</w:t>
+        <w:t xml:space="preserve">2026.04.29.140137</w:t>
       </w:r>
       <w:r>
         <w:t xml:space="preserve"> </w:t>
@@ -271,7 +271,7 @@
               <w:pStyle w:val="Compact"/>
             </w:pPr>
             <w:r>
-              <w:t xml:space="preserve">REQ-FR-002, REQ-FR-003, REQ-FR-012, REQ-FR-014, REQ-FR-020, REQ-FR-022, REQ-FR-030, REQ-FR-031, REQ-FR-033, REQ-FR-040, REQ-FR-043, REQ-FR-044, REQ-FR-045</w:t>
+              <w:t xml:space="preserve">REQ-FR-002, REQ-FR-003, REQ-FR-012, REQ-FR-014, REQ-FR-020, REQ-FR-022, REQ-FR-030, REQ-FR-031, REQ-FR-034, REQ-FR-040, REQ-FR-043, REQ-FR-044, REQ-FR-045</w:t>
             </w:r>
           </w:p>
         </w:tc>
@@ -1508,7 +1508,7 @@
               <w:pStyle w:val="Compact"/>
             </w:pPr>
             <w:r>
-              <w:t xml:space="preserve">REQ-FR-033</w:t>
+              <w:t xml:space="preserve">REQ-FR-034</w:t>
             </w:r>
           </w:p>
         </w:tc>

--- a/test-doc/09-test-case-repository.docx
+++ b/test-doc/09-test-case-repository.docx
@@ -2,7 +2,7 @@
 <file path=word/document.xml><?xml version="1.0" encoding="utf-8"?>
 <w:document xmlns:w="http://schemas.openxmlformats.org/wordprocessingml/2006/main" xmlns:m="http://schemas.openxmlformats.org/officeDocument/2006/math" xmlns:r="http://schemas.openxmlformats.org/officeDocument/2006/relationships" xmlns:o="urn:schemas-microsoft-com:office:office" xmlns:v="urn:schemas-microsoft-com:vml" xmlns:w10="urn:schemas-microsoft-com:office:word" xmlns:a="http://schemas.openxmlformats.org/drawingml/2006/main" xmlns:pic="http://schemas.openxmlformats.org/drawingml/2006/picture" xmlns:wp="http://schemas.openxmlformats.org/drawingml/2006/wordprocessingDrawing">
   <w:body>
-    <w:bookmarkStart w:id="26" w:name="knowledge-base-test-case-repository"/>
+    <w:bookmarkStart w:id="27" w:name="knowledge-base-test-case-repository"/>
     <w:p>
       <w:pPr>
         <w:pStyle w:val="Heading1"/>
@@ -42,7 +42,7 @@
         <w:t xml:space="preserve"> </w:t>
       </w:r>
       <w:r>
-        <w:t xml:space="preserve">2026.04.29.140137</w:t>
+        <w:t xml:space="preserve">2026.04.29.143634</w:t>
       </w:r>
       <w:r>
         <w:t xml:space="preserve"> </w:t>
@@ -99,7 +99,7 @@
         </w:numPr>
       </w:pPr>
       <w:r>
-        <w:t xml:space="preserve">Test cases: 15</w:t>
+        <w:t xml:space="preserve">Test cases: 16</w:t>
       </w:r>
     </w:p>
     <w:p>
@@ -111,7 +111,7 @@
         </w:numPr>
       </w:pPr>
       <w:r>
-        <w:t xml:space="preserve">Test steps: 100</w:t>
+        <w:t xml:space="preserve">Test steps: 102</w:t>
       </w:r>
     </w:p>
     <w:p>
@@ -1074,6 +1074,63 @@
           </w:p>
         </w:tc>
       </w:tr>
+      <w:tr>
+        <w:tc>
+          <w:tcPr/>
+          <w:p>
+            <w:pPr>
+              <w:pStyle w:val="Compact"/>
+            </w:pPr>
+            <w:r>
+              <w:t xml:space="preserve">TC-016</w:t>
+            </w:r>
+          </w:p>
+        </w:tc>
+        <w:tc>
+          <w:tcPr/>
+          <w:p>
+            <w:pPr>
+              <w:pStyle w:val="Compact"/>
+            </w:pPr>
+            <w:r>
+              <w:t xml:space="preserve">Local operability and automation hooks are verifiable from the browser</w:t>
+            </w:r>
+          </w:p>
+        </w:tc>
+        <w:tc>
+          <w:tcPr/>
+          <w:p>
+            <w:pPr>
+              <w:pStyle w:val="Compact"/>
+            </w:pPr>
+            <w:r>
+              <w:t xml:space="preserve">P1</w:t>
+            </w:r>
+          </w:p>
+        </w:tc>
+        <w:tc>
+          <w:tcPr/>
+          <w:p>
+            <w:pPr>
+              <w:pStyle w:val="Compact"/>
+            </w:pPr>
+            <w:r>
+              <w:t xml:space="preserve">S-5 NFR Evidence</w:t>
+            </w:r>
+          </w:p>
+        </w:tc>
+        <w:tc>
+          <w:tcPr/>
+          <w:p>
+            <w:pPr>
+              <w:pStyle w:val="Compact"/>
+            </w:pPr>
+            <w:r>
+              <w:t xml:space="preserve">REQ-NFR-001, REQ-NFR-002</w:t>
+            </w:r>
+          </w:p>
+        </w:tc>
+      </w:tr>
     </w:tbl>
     <w:bookmarkEnd w:id="10"/>
     <w:bookmarkStart w:id="11" w:name="X2b5e58b2dfe7af2ea935e4b53c32779e0280ef9"/>
@@ -7504,7 +7561,7 @@
         <w:t xml:space="preserve"> </w:t>
       </w:r>
       <w:r>
-        <w:t xml:space="preserve">Validate the queue empty state and count when no trades are waiting.</w:t>
+        <w:t xml:space="preserve">Validate the queue empty state and count when no trades are waiting after the Playwright runner resets local browser storage for test isolation.</w:t>
       </w:r>
       <w:r>
         <w:t xml:space="preserve"> </w:t>
@@ -9290,7 +9347,290 @@
       </w:tr>
     </w:tbl>
     <w:bookmarkEnd w:id="25"/>
+    <w:bookmarkStart w:id="26" w:name="Xd447aec6488c41d1e4ba593f36395fe099be903"/>
+    <w:p>
+      <w:pPr>
+        <w:pStyle w:val="Heading2"/>
+      </w:pPr>
+      <w:r>
+        <w:t xml:space="preserve">TC-016 - Local operability and automation hooks are verifiable from the browser</w:t>
+      </w:r>
+    </w:p>
+    <w:p>
+      <w:pPr>
+        <w:pStyle w:val="FirstParagraph"/>
+      </w:pPr>
+      <w:r>
+        <w:rPr>
+          <w:b/>
+          <w:bCs/>
+        </w:rPr>
+        <w:t xml:space="preserve">Objective:</w:t>
+      </w:r>
+      <w:r>
+        <w:t xml:space="preserve"> </w:t>
+      </w:r>
+      <w:r>
+        <w:t xml:space="preserve">Validate that the SUT is reachable on the local Playwright base URL and key login controls expose stable data-testid hooks for automation.</w:t>
+      </w:r>
+      <w:r>
+        <w:t xml:space="preserve"> </w:t>
+      </w:r>
+      <w:r>
+        <w:rPr>
+          <w:b/>
+          <w:bCs/>
+        </w:rPr>
+        <w:t xml:space="preserve">Priority:</w:t>
+      </w:r>
+      <w:r>
+        <w:t xml:space="preserve"> </w:t>
+      </w:r>
+      <w:r>
+        <w:t xml:space="preserve">P1</w:t>
+      </w:r>
+      <w:r>
+        <w:t xml:space="preserve"> </w:t>
+      </w:r>
+      <w:r>
+        <w:rPr>
+          <w:b/>
+          <w:bCs/>
+        </w:rPr>
+        <w:t xml:space="preserve">Suite:</w:t>
+      </w:r>
+      <w:r>
+        <w:t xml:space="preserve"> </w:t>
+      </w:r>
+      <w:r>
+        <w:t xml:space="preserve">S-5 NFR Evidence</w:t>
+      </w:r>
+      <w:r>
+        <w:t xml:space="preserve"> </w:t>
+      </w:r>
+      <w:r>
+        <w:rPr>
+          <w:b/>
+          <w:bCs/>
+        </w:rPr>
+        <w:t xml:space="preserve">Tags:</w:t>
+      </w:r>
+      <w:r>
+        <w:t xml:space="preserve"> </w:t>
+      </w:r>
+      <w:r>
+        <w:t xml:space="preserve">@regression</w:t>
+      </w:r>
+      <w:r>
+        <w:t xml:space="preserve">,</w:t>
+      </w:r>
+      <w:r>
+        <w:t xml:space="preserve"> </w:t>
+      </w:r>
+      <w:r>
+        <w:t xml:space="preserve">@nfr</w:t>
+      </w:r>
+      <w:r>
+        <w:t xml:space="preserve">,</w:t>
+      </w:r>
+      <w:r>
+        <w:t xml:space="preserve"> </w:t>
+      </w:r>
+      <w:r>
+        <w:t xml:space="preserve">@automation-hooks</w:t>
+      </w:r>
+    </w:p>
+    <w:tbl>
+      <w:tblPr>
+        <w:tblStyle w:val="Table"/>
+        <w:tblW w:type="pct" w:w="5000"/>
+        <w:tblLayout w:type="fixed"/>
+        <w:tblLook w:firstRow="1" w:lastRow="0" w:firstColumn="0" w:lastColumn="0" w:noHBand="0" w:noVBand="0" w:val="0020"/>
+      </w:tblPr>
+      <w:tblGrid>
+        <w:gridCol w:w="742"/>
+        <w:gridCol w:w="1856"/>
+        <w:gridCol w:w="2103"/>
+        <w:gridCol w:w="1980"/>
+        <w:gridCol w:w="1237"/>
+      </w:tblGrid>
+      <w:tr>
+        <w:trPr>
+          <w:tblHeader w:val="on"/>
+        </w:trPr>
+        <w:tc>
+          <w:tcPr/>
+          <w:p>
+            <w:pPr>
+              <w:pStyle w:val="Compact"/>
+            </w:pPr>
+            <w:r>
+              <w:t xml:space="preserve">Step</w:t>
+            </w:r>
+          </w:p>
+        </w:tc>
+        <w:tc>
+          <w:tcPr/>
+          <w:p>
+            <w:pPr>
+              <w:pStyle w:val="Compact"/>
+            </w:pPr>
+            <w:r>
+              <w:t xml:space="preserve">RequirementID</w:t>
+            </w:r>
+          </w:p>
+        </w:tc>
+        <w:tc>
+          <w:tcPr/>
+          <w:p>
+            <w:pPr>
+              <w:pStyle w:val="Compact"/>
+            </w:pPr>
+            <w:r>
+              <w:t xml:space="preserve">StepDescription</w:t>
+            </w:r>
+          </w:p>
+        </w:tc>
+        <w:tc>
+          <w:tcPr/>
+          <w:p>
+            <w:pPr>
+              <w:pStyle w:val="Compact"/>
+            </w:pPr>
+            <w:r>
+              <w:t xml:space="preserve">ExpectedOutput</w:t>
+            </w:r>
+          </w:p>
+        </w:tc>
+        <w:tc>
+          <w:tcPr/>
+          <w:p>
+            <w:pPr>
+              <w:pStyle w:val="Compact"/>
+            </w:pPr>
+            <w:r>
+              <w:t xml:space="preserve">TestData</w:t>
+            </w:r>
+          </w:p>
+        </w:tc>
+      </w:tr>
+      <w:tr>
+        <w:tc>
+          <w:tcPr/>
+          <w:p>
+            <w:pPr>
+              <w:pStyle w:val="Compact"/>
+            </w:pPr>
+            <w:r>
+              <w:t xml:space="preserve">1</w:t>
+            </w:r>
+          </w:p>
+        </w:tc>
+        <w:tc>
+          <w:tcPr/>
+          <w:p>
+            <w:pPr>
+              <w:pStyle w:val="Compact"/>
+            </w:pPr>
+            <w:r>
+              <w:t xml:space="preserve">REQ-NFR-001</w:t>
+            </w:r>
+          </w:p>
+        </w:tc>
+        <w:tc>
+          <w:tcPr/>
+          <w:p>
+            <w:pPr>
+              <w:pStyle w:val="Compact"/>
+            </w:pPr>
+            <w:r>
+              <w:t xml:space="preserve">Open login page at the local Playwright base URL.</w:t>
+            </w:r>
+          </w:p>
+        </w:tc>
+        <w:tc>
+          <w:tcPr/>
+          <w:p>
+            <w:pPr>
+              <w:pStyle w:val="Compact"/>
+            </w:pPr>
+            <w:r>
+              <w:t xml:space="preserve">Login page and controls render from the local SUT without mandatory cloud services.</w:t>
+            </w:r>
+          </w:p>
+        </w:tc>
+        <w:tc>
+          <w:tcPr/>
+          <w:p>
+            <w:pPr>
+              <w:pStyle w:val="Compact"/>
+            </w:pPr>
+            <w:r>
+              <w:t xml:space="preserve">targetRoute=/login</w:t>
+            </w:r>
+          </w:p>
+        </w:tc>
+      </w:tr>
+      <w:tr>
+        <w:tc>
+          <w:tcPr/>
+          <w:p>
+            <w:pPr>
+              <w:pStyle w:val="Compact"/>
+            </w:pPr>
+            <w:r>
+              <w:t xml:space="preserve">2</w:t>
+            </w:r>
+          </w:p>
+        </w:tc>
+        <w:tc>
+          <w:tcPr/>
+          <w:p>
+            <w:pPr>
+              <w:pStyle w:val="Compact"/>
+            </w:pPr>
+            <w:r>
+              <w:t xml:space="preserve">REQ-NFR-002</w:t>
+            </w:r>
+          </w:p>
+        </w:tc>
+        <w:tc>
+          <w:tcPr/>
+          <w:p>
+            <w:pPr>
+              <w:pStyle w:val="Compact"/>
+            </w:pPr>
+            <w:r>
+              <w:t xml:space="preserve">Verify login page automation hooks expose stable data-testid attributes.</w:t>
+            </w:r>
+          </w:p>
+        </w:tc>
+        <w:tc>
+          <w:tcPr/>
+          <w:p>
+            <w:pPr>
+              <w:pStyle w:val="Compact"/>
+            </w:pPr>
+            <w:r>
+              <w:t xml:space="preserve">Login page, username, password, and sign-in controls are reachable by data-testid.</w:t>
+            </w:r>
+          </w:p>
+        </w:tc>
+        <w:tc>
+          <w:tcPr/>
+          <w:p>
+            <w:pPr>
+              <w:pStyle w:val="Compact"/>
+            </w:pPr>
+            <w:r>
+              <w:t xml:space="preserve">expectedTestIds=login-page|auth-username-field|login-password|auth-sign-in-btn</w:t>
+            </w:r>
+          </w:p>
+        </w:tc>
+      </w:tr>
+    </w:tbl>
     <w:bookmarkEnd w:id="26"/>
+    <w:bookmarkEnd w:id="27"/>
     <w:sectPr>
       <w:footnotePr>
         <w:numRestart w:val="eachSect"/>

--- a/test-doc/09-test-case-repository.docx
+++ b/test-doc/09-test-case-repository.docx
@@ -42,7 +42,7 @@
         <w:t xml:space="preserve"> </w:t>
       </w:r>
       <w:r>
-        <w:t xml:space="preserve">2026.04.29.143634</w:t>
+        <w:t xml:space="preserve">2026.05.01.102929</w:t>
       </w:r>
       <w:r>
         <w:t xml:space="preserve"> </w:t>
@@ -7511,27 +7511,30 @@
               <w:pStyle w:val="Compact"/>
             </w:pPr>
             <w:r>
-              <w:t xml:space="preserve">Verify every populated row includes side, ticker, quantity, total, and status.</w:t>
-            </w:r>
-          </w:p>
-        </w:tc>
-        <w:tc>
-          <w:tcPr/>
-          <w:p>
-            <w:pPr>
-              <w:pStyle w:val="Compact"/>
-            </w:pPr>
-            <w:r>
-              <w:t xml:space="preserve">Rows have complete operational values and status badge text.</w:t>
-            </w:r>
-          </w:p>
-        </w:tc>
-        <w:tc>
-          <w:tcPr/>
-          <w:p>
-            <w:pPr>
-              <w:pStyle w:val="Compact"/>
-            </w:pPr>
+              <w:t xml:space="preserve">Verify Trade List table structure — column headers for Side, Ticker, Qty, Price, Total, Status, and Matched With are present in the table definition (empty-state is acceptable for this isolation run; per-row content is verified by TC-003 steps 12-14).</w:t>
+            </w:r>
+          </w:p>
+        </w:tc>
+        <w:tc>
+          <w:tcPr/>
+          <w:p>
+            <w:pPr>
+              <w:pStyle w:val="Compact"/>
+            </w:pPr>
+            <w:r>
+              <w:t xml:space="preserve">Trade List column headers are visible in the table structure; zero data rows is acceptable for this structural check.</w:t>
+            </w:r>
+          </w:p>
+        </w:tc>
+        <w:tc>
+          <w:tcPr/>
+          <w:p>
+            <w:pPr>
+              <w:pStyle w:val="Compact"/>
+            </w:pPr>
+            <w:r>
+              <w:t xml:space="preserve">note=row-content-delegated-to-TC-003</w:t>
+            </w:r>
           </w:p>
         </w:tc>
       </w:tr>
